--- a/defense/docs/front_matter/DEFINITIONS_EN_GOST_2026-08-13.docx
+++ b/defense/docs/front_matter/DEFINITIONS_EN_GOST_2026-08-13.docx
@@ -14,6 +14,7 @@
           <w:b/>
           <w:i w:val="0"/>
           <w:sz w:val="32"/>
+          <w:u w:val="none"/>
         </w:rPr>
         <w:t>DEFINITIONS</w:t>
       </w:r>
@@ -29,6 +30,7 @@
           <w:b/>
           <w:i w:val="0"/>
           <w:sz w:val="28"/>
+          <w:u w:val="none"/>
         </w:rPr>
         <w:t>Architectural complexity</w:t>
       </w:r>
@@ -38,6 +40,7 @@
           <w:b w:val="0"/>
           <w:i w:val="0"/>
           <w:sz w:val="28"/>
+          <w:u w:val="none"/>
         </w:rPr>
         <w:t xml:space="preserve"> — the capacity of a CNN as defined by the number of convolutional layers, total trainable-parameter count, filter-size range, and the presence or absence of regularization components (batch normalization, dropout).</w:t>
       </w:r>
@@ -53,6 +56,7 @@
           <w:b/>
           <w:i w:val="0"/>
           <w:sz w:val="28"/>
+          <w:u w:val="none"/>
         </w:rPr>
         <w:t>Baseline (baseline arm)</w:t>
       </w:r>
@@ -62,6 +66,7 @@
           <w:b w:val="0"/>
           <w:i w:val="0"/>
           <w:sz w:val="28"/>
+          <w:u w:val="none"/>
         </w:rPr>
         <w:t xml:space="preserve"> — the reference configuration of Experiment 1: stretch-resize to 512×512 followed by ImageNet normalization, producing a 3-channel tensor with no field-of-view mask and no preprocessing stages; the backbone is initialized from ImageNet.</w:t>
       </w:r>
@@ -77,6 +82,7 @@
           <w:b/>
           <w:i w:val="0"/>
           <w:sz w:val="28"/>
+          <w:u w:val="none"/>
         </w:rPr>
         <w:t>CLAHE (Contrast-Limited Adaptive Histogram Equalization)</w:t>
       </w:r>
@@ -86,6 +92,7 @@
           <w:b w:val="0"/>
           <w:i w:val="0"/>
           <w:sz w:val="28"/>
+          <w:u w:val="none"/>
         </w:rPr>
         <w:t xml:space="preserve"> — an adaptive contrast-enhancement method operating on local image tiles with a clip limit that bounds contrast amplification; applied in the pipeline to the LAB L-channel under a dual-constraint clip limit (Stage 5).</w:t>
       </w:r>
@@ -101,6 +108,7 @@
           <w:b/>
           <w:i w:val="0"/>
           <w:sz w:val="28"/>
+          <w:u w:val="none"/>
         </w:rPr>
         <w:t>Composite independent variable</w:t>
       </w:r>
@@ -110,6 +118,7 @@
           <w:b w:val="0"/>
           <w:i w:val="0"/>
           <w:sz w:val="28"/>
+          <w:u w:val="none"/>
         </w:rPr>
         <w:t xml:space="preserve"> — the combined manipulated factor of Experiment 1 (H-1), in which the full-pipeline arm differs from baseline jointly along the preprocessing axis (eight-stage pipeline vs. stretch-resize + ImageNet normalize) and the pretraining axis (ophthalmology-specific self-supervised pretraining vs. ImageNet).</w:t>
       </w:r>
@@ -125,6 +134,7 @@
           <w:b/>
           <w:i w:val="0"/>
           <w:sz w:val="28"/>
+          <w:u w:val="none"/>
         </w:rPr>
         <w:t>Convolutional Neural Network (CNN)</w:t>
       </w:r>
@@ -134,6 +144,7 @@
           <w:b w:val="0"/>
           <w:i w:val="0"/>
           <w:sz w:val="28"/>
+          <w:u w:val="none"/>
         </w:rPr>
         <w:t xml:space="preserve"> — a neural architecture comprising convolutional and pooling layers for feature extraction and fully connected layers for classification; the classification backbone operating on preprocessed fundus images for five-class DR staging.</w:t>
       </w:r>
@@ -149,6 +160,7 @@
           <w:b/>
           <w:i w:val="0"/>
           <w:sz w:val="28"/>
+          <w:u w:val="none"/>
         </w:rPr>
         <w:t>Cross-validation</w:t>
       </w:r>
@@ -158,6 +170,7 @@
           <w:b w:val="0"/>
           <w:i w:val="0"/>
           <w:sz w:val="28"/>
+          <w:u w:val="none"/>
         </w:rPr>
         <w:t xml:space="preserve"> — a validation strategy using 5-fold patient-level stratified splitting; for each fold, four folds serve as training data and one as test data, with no patient's images appearing in both partitions; metrics are reported as mean ± standard deviation across folds.</w:t>
       </w:r>
@@ -173,6 +186,7 @@
           <w:b/>
           <w:i w:val="0"/>
           <w:sz w:val="28"/>
+          <w:u w:val="none"/>
         </w:rPr>
         <w:t>Data augmentation</w:t>
       </w:r>
@@ -182,6 +196,7 @@
           <w:b w:val="0"/>
           <w:i w:val="0"/>
           <w:sz w:val="28"/>
+          <w:u w:val="none"/>
         </w:rPr>
         <w:t xml:space="preserve"> — image transformations (unified affine, ColorJitter [brightness/contrast/saturation/hue], Gaussian noise, JPEG compression) applied to the training data to increase variability and improve generalization; the train-only Stage 6 of the pipeline.</w:t>
       </w:r>
@@ -197,6 +212,7 @@
           <w:b/>
           <w:i w:val="0"/>
           <w:sz w:val="28"/>
+          <w:u w:val="none"/>
         </w:rPr>
         <w:t>Dataset-specific normalization</w:t>
       </w:r>
@@ -206,6 +222,7 @@
           <w:b w:val="0"/>
           <w:i w:val="0"/>
           <w:sz w:val="28"/>
+          <w:u w:val="none"/>
         </w:rPr>
         <w:t xml:space="preserve"> — channel-wise normalization (Stage 7) using mean and standard deviation computed from the training split of the primary dataset rather than ImageNet statistics; the normalization of the full pipeline.</w:t>
       </w:r>
@@ -221,6 +238,7 @@
           <w:b/>
           <w:i w:val="0"/>
           <w:sz w:val="28"/>
+          <w:u w:val="none"/>
         </w:rPr>
         <w:t>Diabetic retinopathy (DR)</w:t>
       </w:r>
@@ -230,6 +248,7 @@
           <w:b w:val="0"/>
           <w:i w:val="0"/>
           <w:sz w:val="28"/>
+          <w:u w:val="none"/>
         </w:rPr>
         <w:t xml:space="preserve"> — a microvascular complication of diabetes mellitus and a leading cause of preventable vision loss, graded in five severity stages (0 — none, 1 — mild, 2 — moderate, 3 — severe, 4 — proliferative).</w:t>
       </w:r>
@@ -245,6 +264,7 @@
           <w:b/>
           <w:i w:val="0"/>
           <w:sz w:val="28"/>
+          <w:u w:val="none"/>
         </w:rPr>
         <w:t>Diagnostic effectiveness</w:t>
       </w:r>
@@ -254,6 +274,7 @@
           <w:b w:val="0"/>
           <w:i w:val="0"/>
           <w:sz w:val="28"/>
+          <w:u w:val="none"/>
         </w:rPr>
         <w:t xml:space="preserve"> — the joint performance profile on four primary metrics (accuracy, weighted F1-score, ROC-AUC, and Cohen's Kappa with quadratic weights) computed on the held-out test partition.</w:t>
       </w:r>
@@ -269,6 +290,7 @@
           <w:b/>
           <w:i w:val="0"/>
           <w:sz w:val="28"/>
+          <w:u w:val="none"/>
         </w:rPr>
         <w:t>Domain shift</w:t>
       </w:r>
@@ -278,6 +300,7 @@
           <w:b w:val="0"/>
           <w:i w:val="0"/>
           <w:sz w:val="28"/>
+          <w:u w:val="none"/>
         </w:rPr>
         <w:t xml:space="preserve"> — the distributional difference between training data and target deployment data arising from differences in imaging equipment, patient populations, or acquisition protocols.</w:t>
       </w:r>
@@ -293,6 +316,7 @@
           <w:b/>
           <w:i w:val="0"/>
           <w:sz w:val="28"/>
+          <w:u w:val="none"/>
         </w:rPr>
         <w:t>Field-of-view (FOV) mask</w:t>
       </w:r>
@@ -302,6 +326,7 @@
           <w:b w:val="0"/>
           <w:i w:val="0"/>
           <w:sz w:val="28"/>
+          <w:u w:val="none"/>
         </w:rPr>
         <w:t xml:space="preserve"> — a binary spatial mask (1.0 = real fundus data, 0.0 = zero-padding) generated at Stage 3 and appended as the 4th input channel, allowing the CNN to distinguish genuine retinal pixels from padded background.</w:t>
       </w:r>
@@ -317,6 +342,7 @@
           <w:b/>
           <w:i w:val="0"/>
           <w:sz w:val="28"/>
+          <w:u w:val="none"/>
         </w:rPr>
         <w:t>Flat-field correction (adaptive)</w:t>
       </w:r>
@@ -326,6 +352,7 @@
           <w:b w:val="0"/>
           <w:i w:val="0"/>
           <w:sz w:val="28"/>
+          <w:u w:val="none"/>
         </w:rPr>
         <w:t xml:space="preserve"> — Gaussian-blur subtraction with adaptive σ = 0.07·D (D = FOV diameter), applied inside the FOV mask to normalize uneven illumination while preserving local contrast; Stage 4 of the pipeline.</w:t>
       </w:r>
@@ -341,6 +368,7 @@
           <w:b/>
           <w:i w:val="0"/>
           <w:sz w:val="28"/>
+          <w:u w:val="none"/>
         </w:rPr>
         <w:t>Fundus image</w:t>
       </w:r>
@@ -350,6 +378,7 @@
           <w:b w:val="0"/>
           <w:i w:val="0"/>
           <w:sz w:val="28"/>
+          <w:u w:val="none"/>
         </w:rPr>
         <w:t xml:space="preserve"> — a retinal photograph acquired by fundoscopy; the exclusive imaging modality of the dissertation and the input to the preprocessing pipeline and the CNN classifier.</w:t>
       </w:r>
@@ -365,6 +394,7 @@
           <w:b/>
           <w:i w:val="0"/>
           <w:sz w:val="28"/>
+          <w:u w:val="none"/>
         </w:rPr>
         <w:t>Generalization (cross-database)</w:t>
       </w:r>
@@ -374,6 +404,7 @@
           <w:b w:val="0"/>
           <w:i w:val="0"/>
           <w:sz w:val="28"/>
+          <w:u w:val="none"/>
         </w:rPr>
         <w:t xml:space="preserve"> — the ratio of test-set F1-score on a secondary dataset to test-set F1-score on the primary dataset under the same trained model without retraining; the generalization ratio G = F1_external / F1_EyePACS.</w:t>
       </w:r>
@@ -389,6 +420,7 @@
           <w:b/>
           <w:i w:val="0"/>
           <w:sz w:val="28"/>
+          <w:u w:val="none"/>
         </w:rPr>
         <w:t>Grad-CAM (Gradient-weighted Class Activation Mapping)</w:t>
       </w:r>
@@ -398,6 +430,7 @@
           <w:b w:val="0"/>
           <w:i w:val="0"/>
           <w:sz w:val="28"/>
+          <w:u w:val="none"/>
         </w:rPr>
         <w:t xml:space="preserve"> — an explainability method producing class-discriminative localization maps from a gradient-weighted combination of final convolutional feature maps; an interpretability tool, not a clinical localization of pathology.</w:t>
       </w:r>
@@ -413,6 +446,7 @@
           <w:b/>
           <w:i w:val="0"/>
           <w:sz w:val="28"/>
+          <w:u w:val="none"/>
         </w:rPr>
         <w:t>Image quality</w:t>
       </w:r>
@@ -422,6 +456,7 @@
           <w:b w:val="0"/>
           <w:i w:val="0"/>
           <w:sz w:val="28"/>
+          <w:u w:val="none"/>
         </w:rPr>
         <w:t xml:space="preserve"> — the measurable capacity of a fundus image to support automated detection of microvascular features relevant to DR staging, assessed through downstream classification performance rather than a subjective visual score.</w:t>
       </w:r>
@@ -437,6 +472,7 @@
           <w:b/>
           <w:i w:val="0"/>
           <w:sz w:val="28"/>
+          <w:u w:val="none"/>
         </w:rPr>
         <w:t>Integrated pipeline dominance (H-1)</w:t>
       </w:r>
@@ -446,6 +482,7 @@
           <w:b w:val="0"/>
           <w:i w:val="0"/>
           <w:sz w:val="28"/>
+          <w:u w:val="none"/>
         </w:rPr>
         <w:t xml:space="preserve"> — the primary hypothesis that the integrated full-pipeline configuration outperforms the baseline as a unitary system, validated when the empirical dominance criterion (≥ 5 pp weighted-F1 gain, ≥ 0.02 ROC-AUC gain, no Cohen's Kappa degradation) is satisfied.</w:t>
       </w:r>
@@ -461,6 +498,7 @@
           <w:b/>
           <w:i w:val="0"/>
           <w:sz w:val="28"/>
+          <w:u w:val="none"/>
         </w:rPr>
         <w:t>Ophthalmology-specific self-supervised pretraining</w:t>
       </w:r>
@@ -470,6 +508,7 @@
           <w:b w:val="0"/>
           <w:i w:val="0"/>
           <w:sz w:val="28"/>
+          <w:u w:val="none"/>
         </w:rPr>
         <w:t xml:space="preserve"> — self-supervised pretraining of the CNN backbone on an unlabeled retinal fundus corpus (no DR labels), used as the full-pipeline-arm initialization; learns fundus-domain representations directly on the 4-channel pipeline tensor.</w:t>
       </w:r>
@@ -485,6 +524,7 @@
           <w:b/>
           <w:i w:val="0"/>
           <w:sz w:val="28"/>
+          <w:u w:val="none"/>
         </w:rPr>
         <w:t>Physician-in-the-loop</w:t>
       </w:r>
@@ -494,6 +534,7 @@
           <w:b w:val="0"/>
           <w:i w:val="0"/>
           <w:sz w:val="28"/>
+          <w:u w:val="none"/>
         </w:rPr>
         <w:t xml:space="preserve"> — a design paradigm in which the clinician acts not merely as a consumer of AI outputs but as a tuner and auditor who interprets results and adjusts the system; the proposed system is a decision-support tool within this paradigm.</w:t>
       </w:r>
@@ -509,6 +550,7 @@
           <w:b/>
           <w:i w:val="0"/>
           <w:sz w:val="28"/>
+          <w:u w:val="none"/>
         </w:rPr>
         <w:t>Preprocessing pipeline</w:t>
       </w:r>
@@ -518,6 +560,7 @@
           <w:b w:val="0"/>
           <w:i w:val="0"/>
           <w:sz w:val="28"/>
+          <w:u w:val="none"/>
         </w:rPr>
         <w:t xml:space="preserve"> — the canonical ordered eight-stage sequence (Stages 0–7) applied to fundus images prior to CNN input; the full pipeline applies all eight stages, producing a 4-channel tensor (RGB + FOV mask).</w:t>
       </w:r>
@@ -533,6 +576,7 @@
           <w:b/>
           <w:i w:val="0"/>
           <w:sz w:val="28"/>
+          <w:u w:val="none"/>
         </w:rPr>
         <w:t>Resource-limited environment</w:t>
       </w:r>
@@ -542,6 +586,7 @@
           <w:b w:val="0"/>
           <w:i w:val="0"/>
           <w:sz w:val="28"/>
+          <w:u w:val="none"/>
         </w:rPr>
         <w:t xml:space="preserve"> — a deployment context characterized by at least two of: absence of GPU acceleration; available RAM below 16 GB; batch-processing-time constraints; network connectivity precluding continuous cloud-API reliance.</w:t>
       </w:r>
@@ -557,6 +602,7 @@
           <w:b/>
           <w:i w:val="0"/>
           <w:sz w:val="28"/>
+          <w:u w:val="none"/>
         </w:rPr>
         <w:t>Transfer learning</w:t>
       </w:r>
@@ -566,6 +612,7 @@
           <w:b w:val="0"/>
           <w:i w:val="0"/>
           <w:sz w:val="28"/>
+          <w:u w:val="none"/>
         </w:rPr>
         <w:t xml:space="preserve"> — the reuse and adaptation of pretrained network weights to the fundus-image domain; under H-1 the initialization source is slaved to the arm (ImageNet for baseline, ophthalmology-specific SSL for the full pipeline).</w:t>
       </w:r>
@@ -581,6 +628,7 @@
           <w:b/>
           <w:i w:val="0"/>
           <w:sz w:val="28"/>
+          <w:u w:val="none"/>
         </w:rPr>
         <w:t>Weighted loss function</w:t>
       </w:r>
@@ -590,6 +638,7 @@
           <w:b w:val="0"/>
           <w:i w:val="0"/>
           <w:sz w:val="28"/>
+          <w:u w:val="none"/>
         </w:rPr>
         <w:t xml:space="preserve"> — a cross-entropy loss with class-specific weights addressing class imbalance and exploiting the ordinal structure of the five-class DR grading.</w:t>
       </w:r>
@@ -620,6 +669,7 @@
         <w:b w:val="0"/>
         <w:i w:val="0"/>
         <w:sz w:val="28"/>
+        <w:u w:val="none"/>
       </w:rPr>
       <w:fldChar w:fldCharType="begin"/>
       <w:instrText xml:space="preserve">PAGE</w:instrText>
